--- a/course_development/domains/active_inference_embodied/03_intuitive_knowing/06_learning/output/lecture-content/06_learning-module.docx
+++ b/course_development/domains/active_inference_embodied/03_intuitive_knowing/06_learning/output/lecture-content/06_learning-module.docx
@@ -19,7 +19,7 @@
     </w:p>
     <w:p>
       <w:r>
-        <w:t>This module explores Learning . In the Embodied curriculum, we approach this topic with a focus on specific applications and theoretical depth appropriate for the audience. Learning is a critical component of the 8-part Active Inference spine, bridging the gap between [Previous Topic] and [Next Topic].</w:t>
+        <w:t>This module explores Learning . In the Embodied curriculum, we approach this topic with a focus on specific applications and theoretical depth appropriate for the audience. Learning is a critical component of the 8-part Active Inference spine, bridging the gap between Action and Communication.</w:t>
       </w:r>
     </w:p>
     <w:p>
@@ -66,9 +66,9 @@
       <w:r>
         <w:t>In Embodied, we see Learning manifest in:</w:t>
         <w:br/>
-        <w:t>* Specific Example 1 : [Add domain-specific example here]</w:t>
+        <w:t>* Specific Example 1 : A medical student initially needs to consciously check each diagnostic criterion, but after years of clinical residency, the pattern recognition becomes automatic -- she walks into a room and "just knows" the diagnosis from the patient's gait, skin color, and the quality of their voice; this transition from effortful reasoning to intuitive knowing is the generative model undergoing structure learning, compressing explicit rules into embodied priors that operate as fast, low-free-energy pattern completion.</w:t>
         <w:br/>
-        <w:t>* Specific Example 2 : [Add domain-specific example here]</w:t>
+        <w:t>* Specific Example 2 : A potter learning to throw on the wheel initially struggles with conscious coordination of hand pressure, wheel speed, and clay moisture, but after thousands of pots, her hands intuitively feel the exact moment to pull upward and the precise pressure to thin the wall; this learning trajectory shows the generative model progressively absorbing sensorimotor regularities until prediction errors during throwing approach zero, and what was once effortful computation becomes immediate bodily knowing.</w:t>
       </w:r>
     </w:p>
     <w:p>
